--- a/downloads/handouts/Unit 02/Handout 02.11 - Interest Math Practice.docx
+++ b/downloads/handouts/Unit 02/Handout 02.11 - Interest Math Practice.docx
@@ -772,8 +772,11 @@
       </w:r>
     </w:p>
     <w:p>
-      <w:r>
-        <w:br w:type="page"/>
+      <w:pPr>
+        <w:pStyle w:val="FirstParagraph"/>
+      </w:pPr>
+      <w:r>
+        <w:t xml:space="preserve">_____________________________________________________________________________</w:t>
       </w:r>
     </w:p>
     <w:p>
@@ -1339,13 +1342,19 @@
       </w:r>
     </w:p>
     <w:p>
-      <w:r>
-        <w:br w:type="page"/>
-      </w:r>
-    </w:p>
-    <w:p>
-      <w:r>
-        <w:br w:type="page"/>
+      <w:pPr>
+        <w:pStyle w:val="BodyText"/>
+      </w:pPr>
+      <w:r>
+        <w:t xml:space="preserve">_____________________________________________________________________________</w:t>
+      </w:r>
+    </w:p>
+    <w:p>
+      <w:pPr>
+        <w:pStyle w:val="BodyText"/>
+      </w:pPr>
+      <w:r>
+        <w:t xml:space="preserve">_____________________________________________________________________________</w:t>
       </w:r>
     </w:p>
     <w:p>

--- a/downloads/handouts/Unit 02/Handout 02.11 - Interest Math Practice.docx
+++ b/downloads/handouts/Unit 02/Handout 02.11 - Interest Math Practice.docx
@@ -6,9 +6,9 @@
       <w:pPr>
         <w:pStyle w:val="Heading1"/>
       </w:pPr>
-      <w:bookmarkStart w:id="20" w:name="handout-02.11-interest-math-practice"/>
-      <w:r>
-        <w:t xml:space="preserve">Handout 02.11: Interest Math Practice</w:t>
+      <w:bookmarkStart w:id="20" w:name="handout-2.11-interest-math-practice"/>
+      <w:r>
+        <w:t xml:space="preserve">Handout 2.11: Interest Math Practice</w:t>
       </w:r>
       <w:bookmarkEnd w:id="20"/>
     </w:p>

--- a/downloads/handouts/Unit 02/Handout 02.11 - Interest Math Practice.docx
+++ b/downloads/handouts/Unit 02/Handout 02.11 - Interest Math Practice.docx
@@ -763,20 +763,18 @@
     <w:p>
       <w:pPr>
         <w:numPr>
-          <w:ilvl w:val="0"/>
-          <w:numId w:val="1001"/>
+          <w:ilvl w:val="1"/>
+          <w:numId w:val="1002"/>
         </w:numPr>
-      </w:pPr>
-      <w:r>
-        <w:t xml:space="preserve">Which loan cost more in dollars? ______ Which cost more as a percent of what was borrowed? ______ How can both be true?</w:t>
-      </w:r>
-    </w:p>
-    <w:p>
-      <w:pPr>
-        <w:pStyle w:val="FirstParagraph"/>
-      </w:pPr>
-      <w:r>
-        <w:t xml:space="preserve">_____________________________________________________________________________</w:t>
+        <w:pStyle w:val="Compact"/>
+      </w:pPr>
+      <w:r>
+        <w:t xml:space="preserve">Which loan cost more in dollars? ______ (b) Which cost more as a percent of what was borrowed? ______ (c) How can both be true?</w:t>
+      </w:r>
+    </w:p>
+    <w:p>
+      <w:r>
+        <w:br w:type="page"/>
       </w:r>
     </w:p>
     <w:p>
@@ -1346,7 +1344,7 @@
         <w:pStyle w:val="BodyText"/>
       </w:pPr>
       <w:r>
-        <w:t xml:space="preserve">_____________________________________________________________________________</w:t>
+        <w:t xml:space="preserve">Sentence 1: _____________________________________________________________________________</w:t>
       </w:r>
     </w:p>
     <w:p>
@@ -1354,7 +1352,7 @@
         <w:pStyle w:val="BodyText"/>
       </w:pPr>
       <w:r>
-        <w:t xml:space="preserve">_____________________________________________________________________________</w:t>
+        <w:t xml:space="preserve">Sentence 2: _____________________________________________________________________________</w:t>
       </w:r>
     </w:p>
     <w:p>
@@ -1421,29 +1419,30 @@
       <w:pPr>
         <w:numPr>
           <w:ilvl w:val="0"/>
-          <w:numId w:val="1002"/>
+          <w:numId w:val="1004"/>
         </w:numPr>
       </w:pPr>
       <w:r>
         <w:t xml:space="preserve">Do months 4 and 5 of the $25 plan by hand and check them against the pattern.</w:t>
+      </w:r>
+    </w:p>
+    <w:p>
+      <w:pPr>
+        <w:numPr>
+          <w:ilvl w:val="1"/>
+          <w:numId w:val="1005"/>
+        </w:numPr>
+        <w:pStyle w:val="Compact"/>
+      </w:pPr>
+      <w:r>
+        <w:t xml:space="preserve">What monthly payment would clear the $500 in ten months? (Try $55, then $56.) (b) About how much interest is that?</w:t>
       </w:r>
     </w:p>
     <w:p>
       <w:pPr>
         <w:numPr>
           <w:ilvl w:val="0"/>
-          <w:numId w:val="1002"/>
-        </w:numPr>
-      </w:pPr>
-      <w:r>
-        <w:t xml:space="preserve">What monthly payment would clear the $500 in ten months? (Try $55, then $56.) About how much interest is that?</w:t>
-      </w:r>
-    </w:p>
-    <w:p>
-      <w:pPr>
-        <w:numPr>
-          <w:ilvl w:val="0"/>
-          <w:numId w:val="1002"/>
+          <w:numId w:val="1004"/>
         </w:numPr>
       </w:pPr>
       <w:r>
@@ -1778,6 +1777,230 @@
       </w:pPr>
     </w:lvl>
   </w:abstractNum>
+  <w:abstractNum w:abstractNumId="99731">
+    <w:nsid w:val="71315dca"/>
+    <w:multiLevelType w:val="multilevel"/>
+    <w:lvl w:ilvl="0">
+      <w:start w:val="1"/>
+      <w:numFmt w:val="lowerLetter"/>
+      <w:lvlText w:val="(%1)"/>
+      <w:lvlJc w:val="left"/>
+      <w:pPr>
+        <w:tabs>
+          <w:tab w:val="num" w:pos="0"/>
+        </w:tabs>
+        <w:ind w:left="480" w:hanging="480"/>
+      </w:pPr>
+    </w:lvl>
+    <w:lvl w:ilvl="1">
+      <w:start w:val="1"/>
+      <w:numFmt w:val="lowerLetter"/>
+      <w:lvlText w:val="(%2)"/>
+      <w:lvlJc w:val="left"/>
+      <w:pPr>
+        <w:tabs>
+          <w:tab w:val="num" w:pos="720"/>
+        </w:tabs>
+        <w:ind w:left="1200" w:hanging="480"/>
+      </w:pPr>
+    </w:lvl>
+    <w:lvl w:ilvl="2">
+      <w:start w:val="1"/>
+      <w:numFmt w:val="lowerLetter"/>
+      <w:lvlText w:val="(%3)"/>
+      <w:lvlJc w:val="left"/>
+      <w:pPr>
+        <w:tabs>
+          <w:tab w:val="num" w:pos="1440"/>
+        </w:tabs>
+        <w:ind w:left="1920" w:hanging="480"/>
+      </w:pPr>
+    </w:lvl>
+    <w:lvl w:ilvl="3">
+      <w:start w:val="1"/>
+      <w:numFmt w:val="lowerLetter"/>
+      <w:lvlText w:val="(%4)"/>
+      <w:lvlJc w:val="left"/>
+      <w:pPr>
+        <w:tabs>
+          <w:tab w:val="num" w:pos="2160"/>
+        </w:tabs>
+        <w:ind w:left="2640" w:hanging="480"/>
+      </w:pPr>
+    </w:lvl>
+    <w:lvl w:ilvl="4">
+      <w:start w:val="1"/>
+      <w:numFmt w:val="lowerLetter"/>
+      <w:lvlText w:val="(%5)"/>
+      <w:lvlJc w:val="left"/>
+      <w:pPr>
+        <w:tabs>
+          <w:tab w:val="num" w:pos="2880"/>
+        </w:tabs>
+        <w:ind w:left="3360" w:hanging="480"/>
+      </w:pPr>
+    </w:lvl>
+    <w:lvl w:ilvl="5">
+      <w:start w:val="1"/>
+      <w:numFmt w:val="lowerLetter"/>
+      <w:lvlText w:val="(%6)"/>
+      <w:lvlJc w:val="left"/>
+      <w:pPr>
+        <w:tabs>
+          <w:tab w:val="num" w:pos="3600"/>
+        </w:tabs>
+        <w:ind w:left="4080" w:hanging="480"/>
+      </w:pPr>
+    </w:lvl>
+    <w:lvl w:ilvl="6">
+      <w:start w:val="1"/>
+      <w:numFmt w:val="lowerLetter"/>
+      <w:lvlText w:val="(%7)"/>
+      <w:lvlJc w:val="left"/>
+      <w:pPr>
+        <w:tabs>
+          <w:tab w:val="num" w:pos="4320"/>
+        </w:tabs>
+        <w:ind w:left="4800" w:hanging="480"/>
+      </w:pPr>
+    </w:lvl>
+    <w:lvl w:ilvl="7">
+      <w:start w:val="1"/>
+      <w:numFmt w:val="lowerLetter"/>
+      <w:lvlText w:val="(%8)"/>
+      <w:lvlJc w:val="left"/>
+      <w:pPr>
+        <w:tabs>
+          <w:tab w:val="num" w:pos="5040"/>
+        </w:tabs>
+        <w:ind w:left="5520" w:hanging="480"/>
+      </w:pPr>
+    </w:lvl>
+    <w:lvl w:ilvl="8">
+      <w:start w:val="1"/>
+      <w:numFmt w:val="lowerLetter"/>
+      <w:lvlText w:val="(%9)"/>
+      <w:lvlJc w:val="left"/>
+      <w:pPr>
+        <w:tabs>
+          <w:tab w:val="num" w:pos="5760"/>
+        </w:tabs>
+        <w:ind w:left="6240" w:hanging="480"/>
+      </w:pPr>
+    </w:lvl>
+  </w:abstractNum>
+  <w:abstractNum w:abstractNumId="99733">
+    <w:nsid w:val="47261bad"/>
+    <w:multiLevelType w:val="multilevel"/>
+    <w:lvl w:ilvl="0">
+      <w:start w:val="3"/>
+      <w:numFmt w:val="lowerLetter"/>
+      <w:lvlText w:val="(%1)"/>
+      <w:lvlJc w:val="left"/>
+      <w:pPr>
+        <w:tabs>
+          <w:tab w:val="num" w:pos="0"/>
+        </w:tabs>
+        <w:ind w:left="480" w:hanging="480"/>
+      </w:pPr>
+    </w:lvl>
+    <w:lvl w:ilvl="1">
+      <w:start w:val="3"/>
+      <w:numFmt w:val="lowerLetter"/>
+      <w:lvlText w:val="(%2)"/>
+      <w:lvlJc w:val="left"/>
+      <w:pPr>
+        <w:tabs>
+          <w:tab w:val="num" w:pos="720"/>
+        </w:tabs>
+        <w:ind w:left="1200" w:hanging="480"/>
+      </w:pPr>
+    </w:lvl>
+    <w:lvl w:ilvl="2">
+      <w:start w:val="3"/>
+      <w:numFmt w:val="lowerLetter"/>
+      <w:lvlText w:val="(%3)"/>
+      <w:lvlJc w:val="left"/>
+      <w:pPr>
+        <w:tabs>
+          <w:tab w:val="num" w:pos="1440"/>
+        </w:tabs>
+        <w:ind w:left="1920" w:hanging="480"/>
+      </w:pPr>
+    </w:lvl>
+    <w:lvl w:ilvl="3">
+      <w:start w:val="3"/>
+      <w:numFmt w:val="lowerLetter"/>
+      <w:lvlText w:val="(%4)"/>
+      <w:lvlJc w:val="left"/>
+      <w:pPr>
+        <w:tabs>
+          <w:tab w:val="num" w:pos="2160"/>
+        </w:tabs>
+        <w:ind w:left="2640" w:hanging="480"/>
+      </w:pPr>
+    </w:lvl>
+    <w:lvl w:ilvl="4">
+      <w:start w:val="3"/>
+      <w:numFmt w:val="lowerLetter"/>
+      <w:lvlText w:val="(%5)"/>
+      <w:lvlJc w:val="left"/>
+      <w:pPr>
+        <w:tabs>
+          <w:tab w:val="num" w:pos="2880"/>
+        </w:tabs>
+        <w:ind w:left="3360" w:hanging="480"/>
+      </w:pPr>
+    </w:lvl>
+    <w:lvl w:ilvl="5">
+      <w:start w:val="3"/>
+      <w:numFmt w:val="lowerLetter"/>
+      <w:lvlText w:val="(%6)"/>
+      <w:lvlJc w:val="left"/>
+      <w:pPr>
+        <w:tabs>
+          <w:tab w:val="num" w:pos="3600"/>
+        </w:tabs>
+        <w:ind w:left="4080" w:hanging="480"/>
+      </w:pPr>
+    </w:lvl>
+    <w:lvl w:ilvl="6">
+      <w:start w:val="3"/>
+      <w:numFmt w:val="lowerLetter"/>
+      <w:lvlText w:val="(%7)"/>
+      <w:lvlJc w:val="left"/>
+      <w:pPr>
+        <w:tabs>
+          <w:tab w:val="num" w:pos="4320"/>
+        </w:tabs>
+        <w:ind w:left="4800" w:hanging="480"/>
+      </w:pPr>
+    </w:lvl>
+    <w:lvl w:ilvl="7">
+      <w:start w:val="3"/>
+      <w:numFmt w:val="lowerLetter"/>
+      <w:lvlText w:val="(%8)"/>
+      <w:lvlJc w:val="left"/>
+      <w:pPr>
+        <w:tabs>
+          <w:tab w:val="num" w:pos="5040"/>
+        </w:tabs>
+        <w:ind w:left="5520" w:hanging="480"/>
+      </w:pPr>
+    </w:lvl>
+    <w:lvl w:ilvl="8">
+      <w:start w:val="3"/>
+      <w:numFmt w:val="lowerLetter"/>
+      <w:lvlText w:val="(%9)"/>
+      <w:lvlJc w:val="left"/>
+      <w:pPr>
+        <w:tabs>
+          <w:tab w:val="num" w:pos="5760"/>
+        </w:tabs>
+        <w:ind w:left="6240" w:hanging="480"/>
+      </w:pPr>
+    </w:lvl>
+  </w:abstractNum>
   <w:num w:numId="1000">
     <w:abstractNumId w:val="990"/>
   </w:num>
@@ -1812,7 +2035,97 @@
     </w:lvlOverride>
   </w:num>
   <w:num w:numId="1002">
+    <w:abstractNumId w:val="99731"/>
+    <w:lvlOverride w:ilvl="0">
+      <w:startOverride w:val="1"/>
+    </w:lvlOverride>
+    <w:lvlOverride w:ilvl="1">
+      <w:startOverride w:val="1"/>
+    </w:lvlOverride>
+    <w:lvlOverride w:ilvl="2">
+      <w:startOverride w:val="1"/>
+    </w:lvlOverride>
+    <w:lvlOverride w:ilvl="3">
+      <w:startOverride w:val="1"/>
+    </w:lvlOverride>
+    <w:lvlOverride w:ilvl="4">
+      <w:startOverride w:val="1"/>
+    </w:lvlOverride>
+    <w:lvlOverride w:ilvl="5">
+      <w:startOverride w:val="1"/>
+    </w:lvlOverride>
+    <w:lvlOverride w:ilvl="6">
+      <w:startOverride w:val="1"/>
+    </w:lvlOverride>
+    <w:lvlOverride w:ilvl="7">
+      <w:startOverride w:val="1"/>
+    </w:lvlOverride>
+    <w:lvlOverride w:ilvl="8">
+      <w:startOverride w:val="1"/>
+    </w:lvlOverride>
+  </w:num>
+  <w:num w:numId="1003">
+    <w:abstractNumId w:val="99733"/>
+    <w:lvlOverride w:ilvl="0">
+      <w:startOverride w:val="3"/>
+    </w:lvlOverride>
+    <w:lvlOverride w:ilvl="1">
+      <w:startOverride w:val="3"/>
+    </w:lvlOverride>
+    <w:lvlOverride w:ilvl="2">
+      <w:startOverride w:val="3"/>
+    </w:lvlOverride>
+    <w:lvlOverride w:ilvl="3">
+      <w:startOverride w:val="3"/>
+    </w:lvlOverride>
+    <w:lvlOverride w:ilvl="4">
+      <w:startOverride w:val="3"/>
+    </w:lvlOverride>
+    <w:lvlOverride w:ilvl="5">
+      <w:startOverride w:val="3"/>
+    </w:lvlOverride>
+    <w:lvlOverride w:ilvl="6">
+      <w:startOverride w:val="3"/>
+    </w:lvlOverride>
+    <w:lvlOverride w:ilvl="7">
+      <w:startOverride w:val="3"/>
+    </w:lvlOverride>
+    <w:lvlOverride w:ilvl="8">
+      <w:startOverride w:val="3"/>
+    </w:lvlOverride>
+  </w:num>
+  <w:num w:numId="1004">
     <w:abstractNumId w:val="99411"/>
+    <w:lvlOverride w:ilvl="0">
+      <w:startOverride w:val="1"/>
+    </w:lvlOverride>
+    <w:lvlOverride w:ilvl="1">
+      <w:startOverride w:val="1"/>
+    </w:lvlOverride>
+    <w:lvlOverride w:ilvl="2">
+      <w:startOverride w:val="1"/>
+    </w:lvlOverride>
+    <w:lvlOverride w:ilvl="3">
+      <w:startOverride w:val="1"/>
+    </w:lvlOverride>
+    <w:lvlOverride w:ilvl="4">
+      <w:startOverride w:val="1"/>
+    </w:lvlOverride>
+    <w:lvlOverride w:ilvl="5">
+      <w:startOverride w:val="1"/>
+    </w:lvlOverride>
+    <w:lvlOverride w:ilvl="6">
+      <w:startOverride w:val="1"/>
+    </w:lvlOverride>
+    <w:lvlOverride w:ilvl="7">
+      <w:startOverride w:val="1"/>
+    </w:lvlOverride>
+    <w:lvlOverride w:ilvl="8">
+      <w:startOverride w:val="1"/>
+    </w:lvlOverride>
+  </w:num>
+  <w:num w:numId="1005">
+    <w:abstractNumId w:val="99731"/>
     <w:lvlOverride w:ilvl="0">
       <w:startOverride w:val="1"/>
     </w:lvlOverride>
